--- a/Document/Developer resources.docx
+++ b/Document/Developer resources.docx
@@ -562,8 +562,67 @@
         <w:t>Giải pháp 2: animation là in-place, code một script để cố định chân. Khi cố định chân sẽ làm model di chuyển một khoảng offset, kết thúc animation sẽ đồng hóa offset với parent object</w:t>
       </w:r>
     </w:p>
+    <w:p>
+      <w:pPr>
+        <w:pStyle w:val="Heading1"/>
+      </w:pPr>
+      <w:r>
+        <w:t>Vấn đề Game Design: resource system cho 2 bên</w:t>
+      </w:r>
+    </w:p>
+    <w:p>
+      <w:r>
+        <w:t>Thống nhất meta cho 2 bên: Monkey là late game dominator, Alien là early game dominator. Và để đạt được điều này thì cần thay đổi hệ thống resource</w:t>
+      </w:r>
+    </w:p>
+    <w:p>
+      <w:r>
+        <w:t xml:space="preserve">Phe Monkey: </w:t>
+      </w:r>
+      <w:r>
+        <w:t xml:space="preserve">Bắt đầu với 60 resource, </w:t>
+      </w:r>
+      <w:r>
+        <w:t>trồng cây với giá là 60, lần đầu nhận resource sau 7 giây rồi lại trở về 14 giây</w:t>
+      </w:r>
+      <w:r>
+        <w:t>. Như vậy, ban đầu khả năng sản xuất của Monkey là bằng 0</w:t>
+      </w:r>
+    </w:p>
+    <w:p>
+      <w:r>
+        <w:t>Phe Alien:</w:t>
+      </w:r>
+      <w:r>
+        <w:t xml:space="preserve"> </w:t>
+      </w:r>
+      <w:r>
+        <w:t>Bắt đầu với 60 resource,</w:t>
+      </w:r>
+      <w:r>
+        <w:t xml:space="preserve"> nâng cấp TỐC ĐỘ tiếp viện với giá bắt đầu là </w:t>
+      </w:r>
+      <w:r>
+        <w:t>50</w:t>
+      </w:r>
+      <w:r>
+        <w:t xml:space="preserve">, </w:t>
+      </w:r>
+      <w:r>
+        <w:t>nâng cấp xong thì cost to upgrade sẽ tăng thêm 10</w:t>
+      </w:r>
+    </w:p>
     <w:p/>
-    <w:p/>
+    <w:p>
+      <w:r>
+        <w:t>Entity assembly ngoài file EffectController ra thì không có file nào khác được gọi ProcessDamageOutput</w:t>
+      </w:r>
+    </w:p>
+    <w:p>
+      <w:r>
+        <w:t>Người khổng lồ tích nộ qua Effect</w:t>
+      </w:r>
+    </w:p>
     <w:sectPr>
       <w:pgSz w:w="12240" w:h="15840"/>
       <w:pgMar w:top="720" w:right="720" w:bottom="720" w:left="720" w:header="720" w:footer="720" w:gutter="0"/>

--- a/Document/Developer resources.docx
+++ b/Document/Developer resources.docx
@@ -621,6 +621,44 @@
     <w:p>
       <w:r>
         <w:t>Người khổng lồ tích nộ qua Effect</w:t>
+      </w:r>
+    </w:p>
+    <w:p>
+      <w:pPr>
+        <w:pStyle w:val="Heading1"/>
+      </w:pPr>
+      <w:r>
+        <w:lastRenderedPageBreak/>
+        <w:t>Architecture mới:</w:t>
+      </w:r>
+    </w:p>
+    <w:p>
+      <w:pPr>
+        <w:pStyle w:val="Heading2"/>
+      </w:pPr>
+      <w:r>
+        <w:t>Core</w:t>
+      </w:r>
+    </w:p>
+    <w:p>
+      <w:r>
+        <w:t>Chỉ chứa các abstract class</w:t>
+      </w:r>
+    </w:p>
+    <w:p>
+      <w:pPr>
+        <w:pStyle w:val="Heading2"/>
+      </w:pPr>
+      <w:r>
+        <w:t>Entity</w:t>
+      </w:r>
+    </w:p>
+    <w:p>
+      <w:pPr>
+        <w:pStyle w:val="Heading2"/>
+      </w:pPr>
+      <w:r>
+        <w:t>Application</w:t>
       </w:r>
     </w:p>
     <w:sectPr>
